--- a/public/fun/stationery/편지지_여름02_곤충채집.docx
+++ b/public/fun/stationery/편지지_여름02_곤충채집.docx
@@ -32,7 +32,6 @@
       <w:pPr>
         <w:framePr w:w="9810" w:h="540" w:hRule="exact" w:wrap="around" w:vAnchor="page" w:hAnchor="page" w:x="1050" w:y="15780"/>
         <w:spacing w:lineRule="exact" w:line="540"/>
-        <w:jc w:val="right"/>
       </w:pPr>
       <w:r>
         <w:rPr>

--- a/public/fun/stationery/편지지_여름02_곤충채집.docx
+++ b/public/fun/stationery/편지지_여름02_곤충채집.docx
@@ -13,7 +13,7 @@
       <w:r>
         <w:rPr>
           <w:b/>
-          <w:color w:val="3B3C25"/>
+          <w:color w:val="244873"/>
           <w:sz w:val="24"/>
         </w:rPr>
         <w:t xml:space="preserve">받는 사람 : </w:t>
@@ -21,7 +21,7 @@
       <w:r>
         <w:rPr>
           <w:b/>
-          <w:color w:val="3B3C25"/>
+          <w:color w:val="244873"/>
           <w:sz w:val="24"/>
         </w:rPr>
         <w:tab/>
@@ -36,7 +36,7 @@
       <w:r>
         <w:rPr>
           <w:b/>
-          <w:color w:val="3B3C25"/>
+          <w:color w:val="244873"/>
           <w:sz w:val="24"/>
         </w:rPr>
         <w:t xml:space="preserve">보내는 사람 : </w:t>

--- a/public/fun/stationery/편지지_여름02_곤충채집.docx
+++ b/public/fun/stationery/편지지_여름02_곤충채집.docx
@@ -2,6 +2,21 @@
 <file path=word/document.xml><?xml version="1.0" encoding="utf-8"?>
 <w:document xmlns:wpc="http://schemas.microsoft.com/office/word/2010/wordprocessingCanvas" xmlns:mo="http://schemas.microsoft.com/office/mac/office/2008/main" xmlns:mc="http://schemas.openxmlformats.org/markup-compatibility/2006" xmlns:mv="urn:schemas-microsoft-com:mac:vml" xmlns:o="urn:schemas-microsoft-com:office:office" xmlns:r="http://schemas.openxmlformats.org/officeDocument/2006/relationships" xmlns:m="http://schemas.openxmlformats.org/officeDocument/2006/math" xmlns:v="urn:schemas-microsoft-com:vml" xmlns:wp14="http://schemas.microsoft.com/office/word/2010/wordprocessingDrawing" xmlns:wp="http://schemas.openxmlformats.org/drawingml/2006/wordprocessingDrawing" xmlns:w10="urn:schemas-microsoft-com:office:word" xmlns:w="http://schemas.openxmlformats.org/wordprocessingml/2006/main" xmlns:w14="http://schemas.microsoft.com/office/word/2010/wordml" xmlns:wpg="http://schemas.microsoft.com/office/word/2010/wordprocessingGroup" xmlns:wpi="http://schemas.microsoft.com/office/word/2010/wordprocessingInk" xmlns:wne="http://schemas.microsoft.com/office/word/2006/wordml" xmlns:wps="http://schemas.microsoft.com/office/word/2010/wordprocessingShape" mc:Ignorable="w14 wp14">
   <w:body>
+    <w:p>
+      <w:pPr>
+        <w:framePr w:w="4200" w:h="1560" w:hRule="exact" w:wrap="around" w:vAnchor="page" w:hAnchor="page" w:x="1200" w:y="2706"/>
+        <w:spacing w:lineRule="exact" w:line="780"/>
+        <w:jc w:val="center"/>
+      </w:pPr>
+      <w:r>
+        <w:rPr>
+          <w:b/>
+          <w:color w:val="1F5FA8"/>
+          <w:sz w:val="34"/>
+        </w:rPr>
+        <w:t>곤충 채집</w:t>
+      </w:r>
+    </w:p>
     <w:p>
       <w:pPr>
         <w:framePr w:w="9810" w:h="540" w:hRule="exact" w:wrap="around" w:vAnchor="page" w:hAnchor="page" w:x="1050" w:y="780"/>
